--- a/public/resource/JezzLucenaResume2024.docx
+++ b/public/resource/JezzLucenaResume2024.docx
@@ -573,6 +573,7 @@
         </w:rPr>
         <w:t xml:space="preserve">         Name: </w:t>
       </w:r>
+      <w:proofErr w:type="spellStart"/>
       <w:r>
         <w:rPr>
           <w:rFonts w:ascii="Consolas" w:eastAsia="Consolas" w:hAnsi="Consolas" w:cs="Consolas"/>
@@ -583,6 +584,7 @@
         </w:rPr>
         <w:t>Jezz</w:t>
       </w:r>
+      <w:proofErr w:type="spellEnd"/>
       <w:r>
         <w:rPr>
           <w:rFonts w:ascii="Consolas" w:eastAsia="Consolas" w:hAnsi="Consolas" w:cs="Consolas"/>
@@ -593,6 +595,7 @@
         </w:rPr>
         <w:t xml:space="preserve"> </w:t>
       </w:r>
+      <w:proofErr w:type="spellStart"/>
       <w:r>
         <w:rPr>
           <w:rFonts w:ascii="Consolas" w:eastAsia="Consolas" w:hAnsi="Consolas" w:cs="Consolas"/>
@@ -603,6 +606,7 @@
         </w:rPr>
         <w:t>Lucena</w:t>
       </w:r>
+      <w:proofErr w:type="spellEnd"/>
     </w:p>
     <w:p>
       <w:pPr>
@@ -1778,12 +1782,11 @@
           <w:szCs w:val="18"/>
         </w:rPr>
         <w:tab/>
-        <w:t>- Scholarship Grant</w:t>
-      </w:r>
-      <w:r>
-        <w:rPr>
-          <w:rFonts w:ascii="Consolas" w:eastAsia="Consolas" w:hAnsi="Consolas" w:cs="Consolas"/>
-          <w:b/>
+        <w:t>- Academic Excellence</w:t>
+      </w:r>
+      <w:r>
+        <w:rPr>
+          <w:rFonts w:ascii="Consolas" w:eastAsia="Consolas" w:hAnsi="Consolas" w:cs="Consolas"/>
           <w:color w:val="808080"/>
           <w:sz w:val="18"/>
           <w:szCs w:val="18"/>
@@ -1797,7 +1800,16 @@
           <w:sz w:val="18"/>
           <w:szCs w:val="18"/>
         </w:rPr>
-        <w:t>from WPI due to Academic Excellence (2015, 2016)</w:t>
+        <w:t>Scholarship</w:t>
+      </w:r>
+      <w:r>
+        <w:rPr>
+          <w:rFonts w:ascii="Consolas" w:eastAsia="Consolas" w:hAnsi="Consolas" w:cs="Consolas"/>
+          <w:color w:val="808080"/>
+          <w:sz w:val="18"/>
+          <w:szCs w:val="18"/>
+        </w:rPr>
+        <w:t xml:space="preserve"> (2015, 2016)</w:t>
       </w:r>
     </w:p>
     <w:p>
@@ -1876,7 +1888,27 @@
           <w:sz w:val="18"/>
           <w:szCs w:val="18"/>
         </w:rPr>
-        <w:t xml:space="preserve"> - Universidade Federal do Rio Grande do Norte</w:t>
+        <w:t xml:space="preserve"> - </w:t>
+      </w:r>
+      <w:proofErr w:type="spellStart"/>
+      <w:r>
+        <w:rPr>
+          <w:rFonts w:ascii="Consolas" w:eastAsia="Consolas" w:hAnsi="Consolas" w:cs="Consolas"/>
+          <w:color w:val="808080"/>
+          <w:sz w:val="18"/>
+          <w:szCs w:val="18"/>
+        </w:rPr>
+        <w:t>Universidade</w:t>
+      </w:r>
+      <w:proofErr w:type="spellEnd"/>
+      <w:r>
+        <w:rPr>
+          <w:rFonts w:ascii="Consolas" w:eastAsia="Consolas" w:hAnsi="Consolas" w:cs="Consolas"/>
+          <w:color w:val="808080"/>
+          <w:sz w:val="18"/>
+          <w:szCs w:val="18"/>
+        </w:rPr>
+        <w:t xml:space="preserve"> Federal do Rio Grande do Norte</w:t>
       </w:r>
       <w:r>
         <w:rPr>
@@ -2413,6 +2445,7 @@
           <w:tab w:val="left" w:pos="13740"/>
           <w:tab w:val="left" w:pos="14656"/>
         </w:tabs>
+        <w:ind w:left="360"/>
         <w:rPr>
           <w:rFonts w:ascii="Consolas" w:eastAsia="Consolas" w:hAnsi="Consolas" w:cs="Consolas"/>
           <w:color w:val="808080"/>
@@ -2428,7 +2461,25 @@
           <w:szCs w:val="18"/>
         </w:rPr>
         <w:tab/>
-        <w:t>- Take over WordPress</w:t>
+        <w:t xml:space="preserve">- </w:t>
+      </w:r>
+      <w:r>
+        <w:rPr>
+          <w:rFonts w:ascii="Consolas" w:eastAsia="Consolas" w:hAnsi="Consolas" w:cs="Consolas"/>
+          <w:color w:val="808080"/>
+          <w:sz w:val="18"/>
+          <w:szCs w:val="18"/>
+        </w:rPr>
+        <w:t>Ownership of</w:t>
+      </w:r>
+      <w:r>
+        <w:rPr>
+          <w:rFonts w:ascii="Consolas" w:eastAsia="Consolas" w:hAnsi="Consolas" w:cs="Consolas"/>
+          <w:color w:val="808080"/>
+          <w:sz w:val="18"/>
+          <w:szCs w:val="18"/>
+        </w:rPr>
+        <w:t xml:space="preserve"> WordPress</w:t>
       </w:r>
       <w:r>
         <w:rPr>
@@ -2446,25 +2497,34 @@
           <w:sz w:val="18"/>
           <w:szCs w:val="18"/>
         </w:rPr>
-        <w:t xml:space="preserve"> platform</w:t>
-      </w:r>
-      <w:r>
-        <w:rPr>
-          <w:rFonts w:ascii="Consolas" w:eastAsia="Consolas" w:hAnsi="Consolas" w:cs="Consolas"/>
-          <w:color w:val="808080"/>
-          <w:sz w:val="18"/>
-          <w:szCs w:val="18"/>
-        </w:rPr>
-        <w:t>s</w:t>
-      </w:r>
-      <w:r>
-        <w:rPr>
-          <w:rFonts w:ascii="Consolas" w:eastAsia="Consolas" w:hAnsi="Consolas" w:cs="Consolas"/>
-          <w:color w:val="808080"/>
-          <w:sz w:val="18"/>
-          <w:szCs w:val="18"/>
-        </w:rPr>
-        <w:t xml:space="preserve"> and </w:t>
+        <w:t xml:space="preserve"> </w:t>
+      </w:r>
+      <w:r>
+        <w:rPr>
+          <w:rFonts w:ascii="Consolas" w:eastAsia="Consolas" w:hAnsi="Consolas" w:cs="Consolas"/>
+          <w:color w:val="808080"/>
+          <w:sz w:val="18"/>
+          <w:szCs w:val="18"/>
+        </w:rPr>
+        <w:t xml:space="preserve">student/teacher </w:t>
+      </w:r>
+      <w:r>
+        <w:rPr>
+          <w:rFonts w:ascii="Consolas" w:eastAsia="Consolas" w:hAnsi="Consolas" w:cs="Consolas"/>
+          <w:color w:val="808080"/>
+          <w:sz w:val="18"/>
+          <w:szCs w:val="18"/>
+        </w:rPr>
+        <w:t>platform</w:t>
+      </w:r>
+      <w:r>
+        <w:rPr>
+          <w:rFonts w:ascii="Consolas" w:eastAsia="Consolas" w:hAnsi="Consolas" w:cs="Consolas"/>
+          <w:color w:val="808080"/>
+          <w:sz w:val="18"/>
+          <w:szCs w:val="18"/>
+        </w:rPr>
+        <w:t xml:space="preserve">, </w:t>
       </w:r>
       <w:r>
         <w:rPr>
@@ -2482,17 +2542,28 @@
           <w:sz w:val="18"/>
           <w:szCs w:val="18"/>
         </w:rPr>
-        <w:t>web apps</w:t>
-      </w:r>
-      <w:r>
-        <w:rPr>
-          <w:rFonts w:ascii="Consolas" w:eastAsia="Consolas" w:hAnsi="Consolas" w:cs="Consolas"/>
-          <w:color w:val="808080"/>
-          <w:sz w:val="18"/>
-          <w:szCs w:val="18"/>
-        </w:rPr>
-        <w:t xml:space="preserve"> and RESTful services</w:t>
-      </w:r>
+        <w:t xml:space="preserve">web </w:t>
+      </w:r>
+      <w:proofErr w:type="gramStart"/>
+      <w:r>
+        <w:rPr>
+          <w:rFonts w:ascii="Consolas" w:eastAsia="Consolas" w:hAnsi="Consolas" w:cs="Consolas"/>
+          <w:color w:val="808080"/>
+          <w:sz w:val="18"/>
+          <w:szCs w:val="18"/>
+        </w:rPr>
+        <w:t>app</w:t>
+      </w:r>
+      <w:r>
+        <w:rPr>
+          <w:rFonts w:ascii="Consolas" w:eastAsia="Consolas" w:hAnsi="Consolas" w:cs="Consolas"/>
+          <w:color w:val="808080"/>
+          <w:sz w:val="18"/>
+          <w:szCs w:val="18"/>
+        </w:rPr>
+        <w:t>;</w:t>
+      </w:r>
+      <w:proofErr w:type="gramEnd"/>
     </w:p>
     <w:p>
       <w:pPr>
@@ -2515,6 +2586,7 @@
           <w:tab w:val="left" w:pos="13740"/>
           <w:tab w:val="left" w:pos="14656"/>
         </w:tabs>
+        <w:ind w:left="360"/>
         <w:rPr>
           <w:rFonts w:ascii="Consolas" w:eastAsia="Consolas" w:hAnsi="Consolas" w:cs="Consolas"/>
           <w:color w:val="808080"/>
@@ -2530,34 +2602,34 @@
           <w:szCs w:val="18"/>
         </w:rPr>
         <w:tab/>
-        <w:t>- Create a collaborative environment</w:t>
-      </w:r>
-      <w:r>
-        <w:rPr>
-          <w:rFonts w:ascii="Consolas" w:eastAsia="Consolas" w:hAnsi="Consolas" w:cs="Consolas"/>
-          <w:color w:val="808080"/>
-          <w:sz w:val="18"/>
-          <w:szCs w:val="18"/>
-        </w:rPr>
-        <w:t>s</w:t>
-      </w:r>
-      <w:r>
-        <w:rPr>
-          <w:rFonts w:ascii="Consolas" w:eastAsia="Consolas" w:hAnsi="Consolas" w:cs="Consolas"/>
-          <w:color w:val="808080"/>
-          <w:sz w:val="18"/>
-          <w:szCs w:val="18"/>
-        </w:rPr>
-        <w:t xml:space="preserve"> to enable </w:t>
-      </w:r>
-      <w:r>
-        <w:rPr>
-          <w:rFonts w:ascii="Consolas" w:eastAsia="Consolas" w:hAnsi="Consolas" w:cs="Consolas"/>
-          <w:color w:val="808080"/>
-          <w:sz w:val="18"/>
-          <w:szCs w:val="18"/>
-        </w:rPr>
-        <w:t xml:space="preserve">testing, </w:t>
+        <w:t>- C</w:t>
+      </w:r>
+      <w:r>
+        <w:rPr>
+          <w:rFonts w:ascii="Consolas" w:eastAsia="Consolas" w:hAnsi="Consolas" w:cs="Consolas"/>
+          <w:color w:val="808080"/>
+          <w:sz w:val="18"/>
+          <w:szCs w:val="18"/>
+        </w:rPr>
+        <w:t>reat</w:t>
+      </w:r>
+      <w:r>
+        <w:rPr>
+          <w:rFonts w:ascii="Consolas" w:eastAsia="Consolas" w:hAnsi="Consolas" w:cs="Consolas"/>
+          <w:color w:val="808080"/>
+          <w:sz w:val="18"/>
+          <w:szCs w:val="18"/>
+        </w:rPr>
+        <w:t>ion of development</w:t>
+      </w:r>
+      <w:r>
+        <w:rPr>
+          <w:rFonts w:ascii="Consolas" w:eastAsia="Consolas" w:hAnsi="Consolas" w:cs="Consolas"/>
+          <w:color w:val="808080"/>
+          <w:sz w:val="18"/>
+          <w:szCs w:val="18"/>
+        </w:rPr>
+        <w:t xml:space="preserve">, </w:t>
       </w:r>
       <w:r>
         <w:rPr>
@@ -2584,17 +2656,118 @@
           <w:sz w:val="18"/>
           <w:szCs w:val="18"/>
         </w:rPr>
-        <w:t xml:space="preserve"> production deployment</w:t>
-      </w:r>
-      <w:r>
-        <w:rPr>
-          <w:rFonts w:ascii="Consolas" w:eastAsia="Consolas" w:hAnsi="Consolas" w:cs="Consolas"/>
-          <w:color w:val="808080"/>
-          <w:sz w:val="18"/>
-          <w:szCs w:val="18"/>
-        </w:rPr>
-        <w:t>s</w:t>
-      </w:r>
+        <w:t xml:space="preserve"> production deploy</w:t>
+      </w:r>
+      <w:r>
+        <w:rPr>
+          <w:rFonts w:ascii="Consolas" w:eastAsia="Consolas" w:hAnsi="Consolas" w:cs="Consolas"/>
+          <w:color w:val="808080"/>
+          <w:sz w:val="18"/>
+          <w:szCs w:val="18"/>
+        </w:rPr>
+        <w:t>ment pipeline</w:t>
+      </w:r>
+      <w:r>
+        <w:rPr>
+          <w:rFonts w:ascii="Consolas" w:eastAsia="Consolas" w:hAnsi="Consolas" w:cs="Consolas"/>
+          <w:color w:val="808080"/>
+          <w:sz w:val="18"/>
+          <w:szCs w:val="18"/>
+        </w:rPr>
+        <w:t xml:space="preserve"> (PHP</w:t>
+      </w:r>
+      <w:r>
+        <w:rPr>
+          <w:rFonts w:ascii="Consolas" w:eastAsia="Consolas" w:hAnsi="Consolas" w:cs="Consolas"/>
+          <w:color w:val="808080"/>
+          <w:sz w:val="18"/>
+          <w:szCs w:val="18"/>
+        </w:rPr>
+        <w:t xml:space="preserve">, </w:t>
+      </w:r>
+      <w:r>
+        <w:rPr>
+          <w:rFonts w:ascii="Consolas" w:eastAsia="Consolas" w:hAnsi="Consolas" w:cs="Consolas"/>
+          <w:color w:val="808080"/>
+          <w:sz w:val="18"/>
+          <w:szCs w:val="18"/>
+        </w:rPr>
+        <w:t>HTML5</w:t>
+      </w:r>
+      <w:r>
+        <w:rPr>
+          <w:rFonts w:ascii="Consolas" w:eastAsia="Consolas" w:hAnsi="Consolas" w:cs="Consolas"/>
+          <w:color w:val="808080"/>
+          <w:sz w:val="18"/>
+          <w:szCs w:val="18"/>
+        </w:rPr>
+        <w:t xml:space="preserve">, </w:t>
+      </w:r>
+      <w:r>
+        <w:rPr>
+          <w:rFonts w:ascii="Consolas" w:eastAsia="Consolas" w:hAnsi="Consolas" w:cs="Consolas"/>
+          <w:color w:val="808080"/>
+          <w:sz w:val="18"/>
+          <w:szCs w:val="18"/>
+        </w:rPr>
+        <w:t>CSS3</w:t>
+      </w:r>
+      <w:r>
+        <w:rPr>
+          <w:rFonts w:ascii="Consolas" w:eastAsia="Consolas" w:hAnsi="Consolas" w:cs="Consolas"/>
+          <w:color w:val="808080"/>
+          <w:sz w:val="18"/>
+          <w:szCs w:val="18"/>
+        </w:rPr>
+        <w:t xml:space="preserve">, </w:t>
+      </w:r>
+      <w:r>
+        <w:rPr>
+          <w:rFonts w:ascii="Consolas" w:eastAsia="Consolas" w:hAnsi="Consolas" w:cs="Consolas"/>
+          <w:color w:val="808080"/>
+          <w:sz w:val="18"/>
+          <w:szCs w:val="18"/>
+        </w:rPr>
+        <w:t>ES6</w:t>
+      </w:r>
+      <w:r>
+        <w:rPr>
+          <w:rFonts w:ascii="Consolas" w:eastAsia="Consolas" w:hAnsi="Consolas" w:cs="Consolas"/>
+          <w:color w:val="808080"/>
+          <w:sz w:val="18"/>
+          <w:szCs w:val="18"/>
+        </w:rPr>
+        <w:t xml:space="preserve">, </w:t>
+      </w:r>
+      <w:r>
+        <w:rPr>
+          <w:rFonts w:ascii="Consolas" w:eastAsia="Consolas" w:hAnsi="Consolas" w:cs="Consolas"/>
+          <w:color w:val="808080"/>
+          <w:sz w:val="18"/>
+          <w:szCs w:val="18"/>
+        </w:rPr>
+        <w:t>git</w:t>
+      </w:r>
+      <w:proofErr w:type="gramStart"/>
+      <w:r>
+        <w:rPr>
+          <w:rFonts w:ascii="Consolas" w:eastAsia="Consolas" w:hAnsi="Consolas" w:cs="Consolas"/>
+          <w:color w:val="808080"/>
+          <w:sz w:val="18"/>
+          <w:szCs w:val="18"/>
+        </w:rPr>
+        <w:t>)</w:t>
+      </w:r>
+      <w:r>
+        <w:rPr>
+          <w:rFonts w:ascii="Consolas" w:eastAsia="Consolas" w:hAnsi="Consolas" w:cs="Consolas"/>
+          <w:color w:val="808080"/>
+          <w:sz w:val="18"/>
+          <w:szCs w:val="18"/>
+        </w:rPr>
+        <w:t>;</w:t>
+      </w:r>
+      <w:proofErr w:type="gramEnd"/>
     </w:p>
     <w:p>
       <w:pPr>
@@ -2777,7 +2950,7 @@
           <w:sz w:val="18"/>
           <w:szCs w:val="18"/>
         </w:rPr>
-        <w:t xml:space="preserve">Rebrand of worldwide premium service Zazzle Plus (formerly Zazzle Black), </w:t>
+        <w:t xml:space="preserve">Rebrand of worldwide premium service Zazzle Plus, </w:t>
       </w:r>
       <w:r>
         <w:rPr>
@@ -2831,7 +3004,17 @@
           <w:sz w:val="18"/>
           <w:szCs w:val="18"/>
         </w:rPr>
-        <w:t>, SQL Serve</w:t>
+        <w:t xml:space="preserve">, SQL </w:t>
+      </w:r>
+      <w:proofErr w:type="gramStart"/>
+      <w:r>
+        <w:rPr>
+          <w:rFonts w:ascii="Consolas" w:eastAsia="Consolas" w:hAnsi="Consolas" w:cs="Consolas"/>
+          <w:color w:val="808080"/>
+          <w:sz w:val="18"/>
+          <w:szCs w:val="18"/>
+        </w:rPr>
+        <w:t>Serve</w:t>
       </w:r>
       <w:r>
         <w:rPr>
@@ -2851,6 +3034,7 @@
         </w:rPr>
         <w:t>;</w:t>
       </w:r>
+      <w:proofErr w:type="gramEnd"/>
     </w:p>
     <w:p>
       <w:pPr>
@@ -2945,6 +3129,7 @@
         </w:rPr>
         <w:t xml:space="preserve"> (proven via A/B tests</w:t>
       </w:r>
+      <w:proofErr w:type="gramStart"/>
       <w:r>
         <w:rPr>
           <w:rFonts w:ascii="Consolas" w:eastAsia="Consolas" w:hAnsi="Consolas" w:cs="Consolas"/>
@@ -2954,6 +3139,16 @@
         </w:rPr>
         <w:t>)</w:t>
       </w:r>
+      <w:r>
+        <w:rPr>
+          <w:rFonts w:ascii="Consolas" w:eastAsia="Consolas" w:hAnsi="Consolas" w:cs="Consolas"/>
+          <w:color w:val="808080"/>
+          <w:sz w:val="18"/>
+          <w:szCs w:val="18"/>
+        </w:rPr>
+        <w:t>;</w:t>
+      </w:r>
+      <w:proofErr w:type="gramEnd"/>
     </w:p>
     <w:p>
       <w:pPr>
@@ -3080,7 +3275,27 @@
           <w:sz w:val="18"/>
           <w:szCs w:val="18"/>
         </w:rPr>
-        <w:t>– MakersPlace – Jan 2020 - May 2021</w:t>
+        <w:t xml:space="preserve">– </w:t>
+      </w:r>
+      <w:proofErr w:type="spellStart"/>
+      <w:r>
+        <w:rPr>
+          <w:rFonts w:ascii="Consolas" w:eastAsia="Consolas" w:hAnsi="Consolas" w:cs="Consolas"/>
+          <w:color w:val="808080"/>
+          <w:sz w:val="18"/>
+          <w:szCs w:val="18"/>
+        </w:rPr>
+        <w:t>MakersPlace</w:t>
+      </w:r>
+      <w:proofErr w:type="spellEnd"/>
+      <w:r>
+        <w:rPr>
+          <w:rFonts w:ascii="Consolas" w:eastAsia="Consolas" w:hAnsi="Consolas" w:cs="Consolas"/>
+          <w:color w:val="808080"/>
+          <w:sz w:val="18"/>
+          <w:szCs w:val="18"/>
+        </w:rPr>
+        <w:t xml:space="preserve"> – Jan 2020 - May 2021</w:t>
       </w:r>
     </w:p>
     <w:p>
@@ -3119,8 +3334,46 @@
           <w:szCs w:val="18"/>
         </w:rPr>
         <w:tab/>
-        <w:t xml:space="preserve">- Ownership of Python / Vanilla Javascript (ES6) + jQuery in a digital art gallery </w:t>
-      </w:r>
+        <w:t xml:space="preserve">- Ownership of Python / Vanilla </w:t>
+      </w:r>
+      <w:r>
+        <w:rPr>
+          <w:rFonts w:ascii="Consolas" w:eastAsia="Consolas" w:hAnsi="Consolas" w:cs="Consolas"/>
+          <w:color w:val="808080"/>
+          <w:sz w:val="18"/>
+          <w:szCs w:val="18"/>
+        </w:rPr>
+        <w:t>JavaScript</w:t>
+      </w:r>
+      <w:r>
+        <w:rPr>
+          <w:rFonts w:ascii="Consolas" w:eastAsia="Consolas" w:hAnsi="Consolas" w:cs="Consolas"/>
+          <w:color w:val="808080"/>
+          <w:sz w:val="18"/>
+          <w:szCs w:val="18"/>
+        </w:rPr>
+        <w:t xml:space="preserve"> (ES6) + jQuery in a digital art </w:t>
+      </w:r>
+      <w:proofErr w:type="gramStart"/>
+      <w:r>
+        <w:rPr>
+          <w:rFonts w:ascii="Consolas" w:eastAsia="Consolas" w:hAnsi="Consolas" w:cs="Consolas"/>
+          <w:color w:val="808080"/>
+          <w:sz w:val="18"/>
+          <w:szCs w:val="18"/>
+        </w:rPr>
+        <w:t>gallery</w:t>
+      </w:r>
+      <w:r>
+        <w:rPr>
+          <w:rFonts w:ascii="Consolas" w:eastAsia="Consolas" w:hAnsi="Consolas" w:cs="Consolas"/>
+          <w:color w:val="808080"/>
+          <w:sz w:val="18"/>
+          <w:szCs w:val="18"/>
+        </w:rPr>
+        <w:t>;</w:t>
+      </w:r>
+      <w:proofErr w:type="gramEnd"/>
     </w:p>
     <w:p>
       <w:pPr>
@@ -3159,8 +3412,28 @@
           <w:szCs w:val="18"/>
         </w:rPr>
         <w:tab/>
-        <w:t>- Firsthand experience with the Ethereum blockchain</w:t>
-      </w:r>
+        <w:t xml:space="preserve">- Firsthand experience with the Ethereum </w:t>
+      </w:r>
+      <w:proofErr w:type="gramStart"/>
+      <w:r>
+        <w:rPr>
+          <w:rFonts w:ascii="Consolas" w:eastAsia="Consolas" w:hAnsi="Consolas" w:cs="Consolas"/>
+          <w:color w:val="808080"/>
+          <w:sz w:val="18"/>
+          <w:szCs w:val="18"/>
+        </w:rPr>
+        <w:t>blockchain</w:t>
+      </w:r>
+      <w:r>
+        <w:rPr>
+          <w:rFonts w:ascii="Consolas" w:eastAsia="Consolas" w:hAnsi="Consolas" w:cs="Consolas"/>
+          <w:color w:val="808080"/>
+          <w:sz w:val="18"/>
+          <w:szCs w:val="18"/>
+        </w:rPr>
+        <w:t>;</w:t>
+      </w:r>
+      <w:proofErr w:type="gramEnd"/>
     </w:p>
     <w:p>
       <w:pPr>
@@ -3266,7 +3539,27 @@
           <w:sz w:val="18"/>
           <w:szCs w:val="18"/>
         </w:rPr>
-        <w:t xml:space="preserve"> – Law Office of Robert B Jobe – Jan 2019 – Dec 2019</w:t>
+        <w:t xml:space="preserve"> – Law Office of Robert B </w:t>
+      </w:r>
+      <w:proofErr w:type="spellStart"/>
+      <w:r>
+        <w:rPr>
+          <w:rFonts w:ascii="Consolas" w:eastAsia="Consolas" w:hAnsi="Consolas" w:cs="Consolas"/>
+          <w:color w:val="808080"/>
+          <w:sz w:val="18"/>
+          <w:szCs w:val="18"/>
+        </w:rPr>
+        <w:t>Jobe</w:t>
+      </w:r>
+      <w:proofErr w:type="spellEnd"/>
+      <w:r>
+        <w:rPr>
+          <w:rFonts w:ascii="Consolas" w:eastAsia="Consolas" w:hAnsi="Consolas" w:cs="Consolas"/>
+          <w:color w:val="808080"/>
+          <w:sz w:val="18"/>
+          <w:szCs w:val="18"/>
+        </w:rPr>
+        <w:t xml:space="preserve"> – Jan 2019 – Dec 2019</w:t>
       </w:r>
     </w:p>
     <w:p>
@@ -3306,8 +3599,28 @@
           <w:szCs w:val="18"/>
         </w:rPr>
         <w:tab/>
-        <w:t>- Built an all-in-one solution for Immigration / Asylum case management, HR, and billing</w:t>
-      </w:r>
+        <w:t xml:space="preserve">- Built an all-in-one solution for Immigration case management, HR, and </w:t>
+      </w:r>
+      <w:proofErr w:type="gramStart"/>
+      <w:r>
+        <w:rPr>
+          <w:rFonts w:ascii="Consolas" w:eastAsia="Consolas" w:hAnsi="Consolas" w:cs="Consolas"/>
+          <w:color w:val="808080"/>
+          <w:sz w:val="18"/>
+          <w:szCs w:val="18"/>
+        </w:rPr>
+        <w:t>billing</w:t>
+      </w:r>
+      <w:r>
+        <w:rPr>
+          <w:rFonts w:ascii="Consolas" w:eastAsia="Consolas" w:hAnsi="Consolas" w:cs="Consolas"/>
+          <w:color w:val="808080"/>
+          <w:sz w:val="18"/>
+          <w:szCs w:val="18"/>
+        </w:rPr>
+        <w:t>;</w:t>
+      </w:r>
+      <w:proofErr w:type="gramEnd"/>
     </w:p>
     <w:p>
       <w:pPr>
@@ -3401,7 +3714,27 @@
           <w:sz w:val="18"/>
           <w:szCs w:val="18"/>
         </w:rPr>
-        <w:t xml:space="preserve"> – Wonderschool Inc – May 2017 to Dec 2017</w:t>
+        <w:t xml:space="preserve"> – </w:t>
+      </w:r>
+      <w:proofErr w:type="spellStart"/>
+      <w:r>
+        <w:rPr>
+          <w:rFonts w:ascii="Consolas" w:eastAsia="Consolas" w:hAnsi="Consolas" w:cs="Consolas"/>
+          <w:color w:val="808080"/>
+          <w:sz w:val="18"/>
+          <w:szCs w:val="18"/>
+        </w:rPr>
+        <w:t>Wonderschool</w:t>
+      </w:r>
+      <w:proofErr w:type="spellEnd"/>
+      <w:r>
+        <w:rPr>
+          <w:rFonts w:ascii="Consolas" w:eastAsia="Consolas" w:hAnsi="Consolas" w:cs="Consolas"/>
+          <w:color w:val="808080"/>
+          <w:sz w:val="18"/>
+          <w:szCs w:val="18"/>
+        </w:rPr>
+        <w:t xml:space="preserve"> Inc – May 2017 to Dec 2017</w:t>
       </w:r>
     </w:p>
     <w:p>
@@ -3425,14 +3758,23 @@
           <w:tab w:val="left" w:pos="13740"/>
           <w:tab w:val="left" w:pos="14656"/>
         </w:tabs>
-        <w:ind w:left="1440" w:hanging="540"/>
-        <w:rPr>
-          <w:rFonts w:ascii="Consolas" w:eastAsia="Consolas" w:hAnsi="Consolas" w:cs="Consolas"/>
-          <w:color w:val="808080"/>
-          <w:sz w:val="18"/>
-          <w:szCs w:val="18"/>
-        </w:rPr>
-      </w:pPr>
+        <w:ind w:left="360"/>
+        <w:rPr>
+          <w:rFonts w:ascii="Consolas" w:eastAsia="Consolas" w:hAnsi="Consolas" w:cs="Consolas"/>
+          <w:color w:val="808080"/>
+          <w:sz w:val="18"/>
+          <w:szCs w:val="18"/>
+        </w:rPr>
+      </w:pPr>
+      <w:r>
+        <w:rPr>
+          <w:rFonts w:ascii="Consolas" w:eastAsia="Consolas" w:hAnsi="Consolas" w:cs="Consolas"/>
+          <w:color w:val="808080"/>
+          <w:sz w:val="18"/>
+          <w:szCs w:val="18"/>
+        </w:rPr>
+        <w:tab/>
+      </w:r>
       <w:r>
         <w:rPr>
           <w:rFonts w:ascii="Consolas" w:eastAsia="Consolas" w:hAnsi="Consolas" w:cs="Consolas"/>
@@ -3442,46 +3784,80 @@
         </w:rPr>
         <w:t>- Ownership and support of consumer-facing verticals of a production application</w:t>
       </w:r>
-    </w:p>
-    <w:p>
-      <w:pPr>
-        <w:shd w:val="clear" w:color="auto" w:fill="FFFFFF"/>
-        <w:tabs>
-          <w:tab w:val="left" w:pos="916"/>
-          <w:tab w:val="left" w:pos="1620"/>
-          <w:tab w:val="left" w:pos="2748"/>
-          <w:tab w:val="left" w:pos="3664"/>
-          <w:tab w:val="left" w:pos="4580"/>
-          <w:tab w:val="left" w:pos="5496"/>
-          <w:tab w:val="left" w:pos="6412"/>
-          <w:tab w:val="left" w:pos="7328"/>
-          <w:tab w:val="left" w:pos="8244"/>
-          <w:tab w:val="left" w:pos="9160"/>
-          <w:tab w:val="left" w:pos="10076"/>
-          <w:tab w:val="left" w:pos="10992"/>
-          <w:tab w:val="left" w:pos="11908"/>
-          <w:tab w:val="left" w:pos="12824"/>
-          <w:tab w:val="left" w:pos="13740"/>
-          <w:tab w:val="left" w:pos="14656"/>
-        </w:tabs>
-        <w:ind w:left="1440" w:hanging="540"/>
-        <w:rPr>
-          <w:rFonts w:ascii="Consolas" w:eastAsia="Consolas" w:hAnsi="Consolas" w:cs="Consolas"/>
-          <w:color w:val="808080"/>
-          <w:sz w:val="18"/>
-          <w:szCs w:val="18"/>
-        </w:rPr>
-      </w:pPr>
-      <w:r>
-        <w:rPr>
-          <w:rFonts w:ascii="Consolas" w:eastAsia="Consolas" w:hAnsi="Consolas" w:cs="Consolas"/>
-          <w:color w:val="808080"/>
-          <w:sz w:val="18"/>
-          <w:szCs w:val="18"/>
-        </w:rPr>
-        <w:tab/>
-        <w:t>(React, ES6, Phoenix, Elixir, PostgreSQL)</w:t>
-      </w:r>
+      <w:r>
+        <w:rPr>
+          <w:rFonts w:ascii="Consolas" w:eastAsia="Consolas" w:hAnsi="Consolas" w:cs="Consolas"/>
+          <w:color w:val="808080"/>
+          <w:sz w:val="18"/>
+          <w:szCs w:val="18"/>
+        </w:rPr>
+        <w:t xml:space="preserve"> </w:t>
+      </w:r>
+      <w:r>
+        <w:rPr>
+          <w:rFonts w:ascii="Consolas" w:eastAsia="Consolas" w:hAnsi="Consolas" w:cs="Consolas"/>
+          <w:color w:val="808080"/>
+          <w:sz w:val="18"/>
+          <w:szCs w:val="18"/>
+        </w:rPr>
+        <w:t>(React</w:t>
+      </w:r>
+      <w:r>
+        <w:rPr>
+          <w:rFonts w:ascii="Consolas" w:eastAsia="Consolas" w:hAnsi="Consolas" w:cs="Consolas"/>
+          <w:color w:val="808080"/>
+          <w:sz w:val="18"/>
+          <w:szCs w:val="18"/>
+        </w:rPr>
+        <w:t>,</w:t>
+      </w:r>
+      <w:r>
+        <w:rPr>
+          <w:rFonts w:ascii="Consolas" w:eastAsia="Consolas" w:hAnsi="Consolas" w:cs="Consolas"/>
+          <w:color w:val="808080"/>
+          <w:sz w:val="18"/>
+          <w:szCs w:val="18"/>
+        </w:rPr>
+        <w:t xml:space="preserve"> ES6, Phoenix</w:t>
+      </w:r>
+      <w:r>
+        <w:rPr>
+          <w:rFonts w:ascii="Consolas" w:eastAsia="Consolas" w:hAnsi="Consolas" w:cs="Consolas"/>
+          <w:color w:val="808080"/>
+          <w:sz w:val="18"/>
+          <w:szCs w:val="18"/>
+        </w:rPr>
+        <w:t>/</w:t>
+      </w:r>
+      <w:r>
+        <w:rPr>
+          <w:rFonts w:ascii="Consolas" w:eastAsia="Consolas" w:hAnsi="Consolas" w:cs="Consolas"/>
+          <w:color w:val="808080"/>
+          <w:sz w:val="18"/>
+          <w:szCs w:val="18"/>
+        </w:rPr>
+        <w:t>Elixir, PostgreSQL</w:t>
+      </w:r>
+      <w:proofErr w:type="gramStart"/>
+      <w:r>
+        <w:rPr>
+          <w:rFonts w:ascii="Consolas" w:eastAsia="Consolas" w:hAnsi="Consolas" w:cs="Consolas"/>
+          <w:color w:val="808080"/>
+          <w:sz w:val="18"/>
+          <w:szCs w:val="18"/>
+        </w:rPr>
+        <w:t>)</w:t>
+      </w:r>
+      <w:r>
+        <w:rPr>
+          <w:rFonts w:ascii="Consolas" w:eastAsia="Consolas" w:hAnsi="Consolas" w:cs="Consolas"/>
+          <w:color w:val="808080"/>
+          <w:sz w:val="18"/>
+          <w:szCs w:val="18"/>
+        </w:rPr>
+        <w:t>;</w:t>
+      </w:r>
+      <w:proofErr w:type="gramEnd"/>
     </w:p>
     <w:p>
       <w:pPr>
@@ -3664,8 +4040,91 @@
           <w:sz w:val="18"/>
           <w:szCs w:val="18"/>
         </w:rPr>
-        <w:t xml:space="preserve"> (ES5/CSS3/HTML5/Canvas)</w:t>
-      </w:r>
+        <w:t xml:space="preserve"> (ES5</w:t>
+      </w:r>
+      <w:r>
+        <w:rPr>
+          <w:rFonts w:ascii="Consolas" w:eastAsia="Consolas" w:hAnsi="Consolas" w:cs="Consolas"/>
+          <w:color w:val="808080"/>
+          <w:sz w:val="18"/>
+          <w:szCs w:val="18"/>
+        </w:rPr>
+        <w:t xml:space="preserve">, </w:t>
+      </w:r>
+      <w:r>
+        <w:rPr>
+          <w:rFonts w:ascii="Consolas" w:eastAsia="Consolas" w:hAnsi="Consolas" w:cs="Consolas"/>
+          <w:color w:val="808080"/>
+          <w:sz w:val="18"/>
+          <w:szCs w:val="18"/>
+        </w:rPr>
+        <w:t>CSS</w:t>
+      </w:r>
+      <w:r>
+        <w:rPr>
+          <w:rFonts w:ascii="Consolas" w:eastAsia="Consolas" w:hAnsi="Consolas" w:cs="Consolas"/>
+          <w:color w:val="808080"/>
+          <w:sz w:val="18"/>
+          <w:szCs w:val="18"/>
+        </w:rPr>
+        <w:t xml:space="preserve"> </w:t>
+      </w:r>
+      <w:r>
+        <w:rPr>
+          <w:rFonts w:ascii="Consolas" w:eastAsia="Consolas" w:hAnsi="Consolas" w:cs="Consolas"/>
+          <w:color w:val="808080"/>
+          <w:sz w:val="18"/>
+          <w:szCs w:val="18"/>
+        </w:rPr>
+        <w:t>3</w:t>
+      </w:r>
+      <w:r>
+        <w:rPr>
+          <w:rFonts w:ascii="Consolas" w:eastAsia="Consolas" w:hAnsi="Consolas" w:cs="Consolas"/>
+          <w:color w:val="808080"/>
+          <w:sz w:val="18"/>
+          <w:szCs w:val="18"/>
+        </w:rPr>
+        <w:t xml:space="preserve">, </w:t>
+      </w:r>
+      <w:r>
+        <w:rPr>
+          <w:rFonts w:ascii="Consolas" w:eastAsia="Consolas" w:hAnsi="Consolas" w:cs="Consolas"/>
+          <w:color w:val="808080"/>
+          <w:sz w:val="18"/>
+          <w:szCs w:val="18"/>
+        </w:rPr>
+        <w:t>HTML5</w:t>
+      </w:r>
+      <w:r>
+        <w:rPr>
+          <w:rFonts w:ascii="Consolas" w:eastAsia="Consolas" w:hAnsi="Consolas" w:cs="Consolas"/>
+          <w:color w:val="808080"/>
+          <w:sz w:val="18"/>
+          <w:szCs w:val="18"/>
+        </w:rPr>
+        <w:t>, jQuery</w:t>
+      </w:r>
+      <w:proofErr w:type="gramStart"/>
+      <w:r>
+        <w:rPr>
+          <w:rFonts w:ascii="Consolas" w:eastAsia="Consolas" w:hAnsi="Consolas" w:cs="Consolas"/>
+          <w:color w:val="808080"/>
+          <w:sz w:val="18"/>
+          <w:szCs w:val="18"/>
+        </w:rPr>
+        <w:t>)</w:t>
+      </w:r>
+      <w:r>
+        <w:rPr>
+          <w:rFonts w:ascii="Consolas" w:eastAsia="Consolas" w:hAnsi="Consolas" w:cs="Consolas"/>
+          <w:color w:val="808080"/>
+          <w:sz w:val="18"/>
+          <w:szCs w:val="18"/>
+        </w:rPr>
+        <w:t>;</w:t>
+      </w:r>
+      <w:proofErr w:type="gramEnd"/>
     </w:p>
     <w:p>
       <w:pPr>
@@ -3812,7 +4271,108 @@
           <w:szCs w:val="18"/>
         </w:rPr>
         <w:tab/>
-        <w:t xml:space="preserve">- Delivered and maintained cross-platform apps for Smartphones, TVs, Wearable and IoT devices </w:t>
+        <w:t xml:space="preserve">- </w:t>
+      </w:r>
+      <w:r>
+        <w:rPr>
+          <w:rFonts w:ascii="Consolas" w:eastAsia="Consolas" w:hAnsi="Consolas" w:cs="Consolas"/>
+          <w:color w:val="808080"/>
+          <w:sz w:val="18"/>
+          <w:szCs w:val="18"/>
+        </w:rPr>
+        <w:t>Ownership of</w:t>
+      </w:r>
+      <w:r>
+        <w:rPr>
+          <w:rFonts w:ascii="Consolas" w:eastAsia="Consolas" w:hAnsi="Consolas" w:cs="Consolas"/>
+          <w:color w:val="808080"/>
+          <w:sz w:val="18"/>
+          <w:szCs w:val="18"/>
+        </w:rPr>
+        <w:t xml:space="preserve"> cross-platform apps for </w:t>
+      </w:r>
+      <w:r>
+        <w:rPr>
+          <w:rFonts w:ascii="Consolas" w:eastAsia="Consolas" w:hAnsi="Consolas" w:cs="Consolas"/>
+          <w:color w:val="808080"/>
+          <w:sz w:val="18"/>
+          <w:szCs w:val="18"/>
+        </w:rPr>
+        <w:t>s</w:t>
+      </w:r>
+      <w:r>
+        <w:rPr>
+          <w:rFonts w:ascii="Consolas" w:eastAsia="Consolas" w:hAnsi="Consolas" w:cs="Consolas"/>
+          <w:color w:val="808080"/>
+          <w:sz w:val="18"/>
+          <w:szCs w:val="18"/>
+        </w:rPr>
+        <w:t xml:space="preserve">martphones, </w:t>
+      </w:r>
+      <w:r>
+        <w:rPr>
+          <w:rFonts w:ascii="Consolas" w:eastAsia="Consolas" w:hAnsi="Consolas" w:cs="Consolas"/>
+          <w:color w:val="808080"/>
+          <w:sz w:val="18"/>
+          <w:szCs w:val="18"/>
+        </w:rPr>
+        <w:t xml:space="preserve">Smart </w:t>
+      </w:r>
+      <w:r>
+        <w:rPr>
+          <w:rFonts w:ascii="Consolas" w:eastAsia="Consolas" w:hAnsi="Consolas" w:cs="Consolas"/>
+          <w:color w:val="808080"/>
+          <w:sz w:val="18"/>
+          <w:szCs w:val="18"/>
+        </w:rPr>
+        <w:t xml:space="preserve">TVs, </w:t>
+      </w:r>
+      <w:r>
+        <w:rPr>
+          <w:rFonts w:ascii="Consolas" w:eastAsia="Consolas" w:hAnsi="Consolas" w:cs="Consolas"/>
+          <w:color w:val="808080"/>
+          <w:sz w:val="18"/>
+          <w:szCs w:val="18"/>
+        </w:rPr>
+        <w:t>w</w:t>
+      </w:r>
+      <w:r>
+        <w:rPr>
+          <w:rFonts w:ascii="Consolas" w:eastAsia="Consolas" w:hAnsi="Consolas" w:cs="Consolas"/>
+          <w:color w:val="808080"/>
+          <w:sz w:val="18"/>
+          <w:szCs w:val="18"/>
+        </w:rPr>
+        <w:t xml:space="preserve">earable and IoT </w:t>
+      </w:r>
+      <w:proofErr w:type="gramStart"/>
+      <w:r>
+        <w:rPr>
+          <w:rFonts w:ascii="Consolas" w:eastAsia="Consolas" w:hAnsi="Consolas" w:cs="Consolas"/>
+          <w:color w:val="808080"/>
+          <w:sz w:val="18"/>
+          <w:szCs w:val="18"/>
+        </w:rPr>
+        <w:t>devices</w:t>
+      </w:r>
+      <w:r>
+        <w:rPr>
+          <w:rFonts w:ascii="Consolas" w:eastAsia="Consolas" w:hAnsi="Consolas" w:cs="Consolas"/>
+          <w:color w:val="808080"/>
+          <w:sz w:val="18"/>
+          <w:szCs w:val="18"/>
+        </w:rPr>
+        <w:t>;</w:t>
+      </w:r>
+      <w:proofErr w:type="gramEnd"/>
+      <w:r>
+        <w:rPr>
+          <w:rFonts w:ascii="Consolas" w:eastAsia="Consolas" w:hAnsi="Consolas" w:cs="Consolas"/>
+          <w:color w:val="808080"/>
+          <w:sz w:val="18"/>
+          <w:szCs w:val="18"/>
+        </w:rPr>
+        <w:t xml:space="preserve"> </w:t>
       </w:r>
     </w:p>
     <w:p>
@@ -3853,8 +4413,136 @@
           <w:szCs w:val="18"/>
         </w:rPr>
         <w:tab/>
-        <w:t>- In-house design and development cross-platform JS framework (ES5/CSS3/HTML5)</w:t>
-      </w:r>
+        <w:t xml:space="preserve">- In-house design </w:t>
+      </w:r>
+      <w:r>
+        <w:rPr>
+          <w:rFonts w:ascii="Consolas" w:eastAsia="Consolas" w:hAnsi="Consolas" w:cs="Consolas"/>
+          <w:color w:val="808080"/>
+          <w:sz w:val="18"/>
+          <w:szCs w:val="18"/>
+        </w:rPr>
+        <w:t>of proprietary</w:t>
+      </w:r>
+      <w:r>
+        <w:rPr>
+          <w:rFonts w:ascii="Consolas" w:eastAsia="Consolas" w:hAnsi="Consolas" w:cs="Consolas"/>
+          <w:color w:val="808080"/>
+          <w:sz w:val="18"/>
+          <w:szCs w:val="18"/>
+        </w:rPr>
+        <w:t xml:space="preserve"> JS framework</w:t>
+      </w:r>
+      <w:r>
+        <w:rPr>
+          <w:rFonts w:ascii="Consolas" w:eastAsia="Consolas" w:hAnsi="Consolas" w:cs="Consolas"/>
+          <w:color w:val="808080"/>
+          <w:sz w:val="18"/>
+          <w:szCs w:val="18"/>
+        </w:rPr>
+        <w:t xml:space="preserve"> for smart TV platforms</w:t>
+      </w:r>
+      <w:r>
+        <w:rPr>
+          <w:rFonts w:ascii="Consolas" w:eastAsia="Consolas" w:hAnsi="Consolas" w:cs="Consolas"/>
+          <w:color w:val="808080"/>
+          <w:sz w:val="18"/>
+          <w:szCs w:val="18"/>
+        </w:rPr>
+        <w:t xml:space="preserve"> (ES5</w:t>
+      </w:r>
+      <w:r>
+        <w:rPr>
+          <w:rFonts w:ascii="Consolas" w:eastAsia="Consolas" w:hAnsi="Consolas" w:cs="Consolas"/>
+          <w:color w:val="808080"/>
+          <w:sz w:val="18"/>
+          <w:szCs w:val="18"/>
+        </w:rPr>
+        <w:t xml:space="preserve">, </w:t>
+      </w:r>
+      <w:r>
+        <w:rPr>
+          <w:rFonts w:ascii="Consolas" w:eastAsia="Consolas" w:hAnsi="Consolas" w:cs="Consolas"/>
+          <w:color w:val="808080"/>
+          <w:sz w:val="18"/>
+          <w:szCs w:val="18"/>
+        </w:rPr>
+        <w:t>CSS</w:t>
+      </w:r>
+      <w:r>
+        <w:rPr>
+          <w:rFonts w:ascii="Consolas" w:eastAsia="Consolas" w:hAnsi="Consolas" w:cs="Consolas"/>
+          <w:color w:val="808080"/>
+          <w:sz w:val="18"/>
+          <w:szCs w:val="18"/>
+        </w:rPr>
+        <w:t xml:space="preserve"> </w:t>
+      </w:r>
+      <w:r>
+        <w:rPr>
+          <w:rFonts w:ascii="Consolas" w:eastAsia="Consolas" w:hAnsi="Consolas" w:cs="Consolas"/>
+          <w:color w:val="808080"/>
+          <w:sz w:val="18"/>
+          <w:szCs w:val="18"/>
+        </w:rPr>
+        <w:t>3</w:t>
+      </w:r>
+      <w:r>
+        <w:rPr>
+          <w:rFonts w:ascii="Consolas" w:eastAsia="Consolas" w:hAnsi="Consolas" w:cs="Consolas"/>
+          <w:color w:val="808080"/>
+          <w:sz w:val="18"/>
+          <w:szCs w:val="18"/>
+        </w:rPr>
+        <w:t xml:space="preserve">, </w:t>
+      </w:r>
+      <w:r>
+        <w:rPr>
+          <w:rFonts w:ascii="Consolas" w:eastAsia="Consolas" w:hAnsi="Consolas" w:cs="Consolas"/>
+          <w:color w:val="808080"/>
+          <w:sz w:val="18"/>
+          <w:szCs w:val="18"/>
+        </w:rPr>
+        <w:t>HTML</w:t>
+      </w:r>
+      <w:r>
+        <w:rPr>
+          <w:rFonts w:ascii="Consolas" w:eastAsia="Consolas" w:hAnsi="Consolas" w:cs="Consolas"/>
+          <w:color w:val="808080"/>
+          <w:sz w:val="18"/>
+          <w:szCs w:val="18"/>
+        </w:rPr>
+        <w:t xml:space="preserve"> </w:t>
+      </w:r>
+      <w:r>
+        <w:rPr>
+          <w:rFonts w:ascii="Consolas" w:eastAsia="Consolas" w:hAnsi="Consolas" w:cs="Consolas"/>
+          <w:color w:val="808080"/>
+          <w:sz w:val="18"/>
+          <w:szCs w:val="18"/>
+        </w:rPr>
+        <w:t>5</w:t>
+      </w:r>
+      <w:proofErr w:type="gramStart"/>
+      <w:r>
+        <w:rPr>
+          <w:rFonts w:ascii="Consolas" w:eastAsia="Consolas" w:hAnsi="Consolas" w:cs="Consolas"/>
+          <w:color w:val="808080"/>
+          <w:sz w:val="18"/>
+          <w:szCs w:val="18"/>
+        </w:rPr>
+        <w:t>)</w:t>
+      </w:r>
+      <w:r>
+        <w:rPr>
+          <w:rFonts w:ascii="Consolas" w:eastAsia="Consolas" w:hAnsi="Consolas" w:cs="Consolas"/>
+          <w:color w:val="808080"/>
+          <w:sz w:val="18"/>
+          <w:szCs w:val="18"/>
+        </w:rPr>
+        <w:t>;</w:t>
+      </w:r>
+      <w:proofErr w:type="gramEnd"/>
     </w:p>
     <w:p>
       <w:pPr>
@@ -4085,6 +4773,7 @@
           <w:sz w:val="6"/>
           <w:szCs w:val="6"/>
         </w:rPr>
+        <w:lastRenderedPageBreak/>
         <w:br/>
       </w:r>
       <w:r>
@@ -4482,6 +5171,15 @@
                 <w:szCs w:val="18"/>
               </w:rPr>
               <w:t>JavaScript</w:t>
+            </w:r>
+            <w:r>
+              <w:rPr>
+                <w:rFonts w:ascii="Consolas" w:eastAsia="Consolas" w:hAnsi="Consolas" w:cs="Consolas"/>
+                <w:color w:val="808080"/>
+                <w:sz w:val="18"/>
+                <w:szCs w:val="18"/>
+              </w:rPr>
+              <w:t xml:space="preserve"> (ES6)</w:t>
             </w:r>
           </w:p>
           <w:p>
